--- a/北辰ERP系统架构与业务说明文档.docx
+++ b/北辰ERP系统架构与业务说明文档.docx
@@ -1361,7 +1361,7 @@
                 <w:sz w:val="20"/>
                 <w:szCs w:val="20"/>
               </w:rPr>
-              <w:t xml:space="preserve">成品库存业务</w:t>
+              <w:t xml:space="preserve">成品库存</w:t>
             </w:r>
           </w:p>
         </w:tc>
@@ -6517,7 +6517,7 @@
           <w:sz w:val="32"/>
           <w:szCs w:val="32"/>
         </w:rPr>
-        <w:t xml:space="preserve">八、成品库存业务模块</w:t>
+        <w:t xml:space="preserve">八、成品库存模块</w:t>
       </w:r>
     </w:p>
     <w:p>
@@ -6530,7 +6530,7 @@
           <w:sz w:val="22"/>
           <w:szCs w:val="22"/>
         </w:rPr>
-        <w:t xml:space="preserve">成品库存业务是公司货物的「大本营」，所有库存变动都在这里汇总和查询。</w:t>
+        <w:t xml:space="preserve">成品库存是公司货物的「大本营」，所有库存变动都在这里汇总和查询。</w:t>
       </w:r>
     </w:p>
     <w:p>
